--- a/templates/documents/CONTRATOS CIVILES/CONTRATOS AUTENTICOS/NATALIDAD/DECLARACIÓN JURADA DE RECONOCIMIENTO DE PATERNIDAD.docx
+++ b/templates/documents/CONTRATOS CIVILES/CONTRATOS AUTENTICOS/NATALIDAD/DECLARACIÓN JURADA DE RECONOCIMIENTO DE PATERNIDAD.docx
@@ -4,318 +4,875 @@
   <w:body>
     <w:p>
       <w:pPr>
+        <w:spacing w:after="0" w:line="240" w:lineRule="auto"/>
+        <w:jc w:val="center"/>
+        <w:rPr>
+          <w:rFonts w:ascii="Abadi" w:hAnsi="Abadi"/>
+          <w:b/>
+          <w:bCs/>
+          <w:sz w:val="28"/>
+          <w:szCs w:val="28"/>
+        </w:rPr>
+      </w:pPr>
+      <w:r>
+        <w:rPr>
+          <w:noProof/>
+          <w:lang w:eastAsia="es-DO"/>
+        </w:rPr>
+        <w:drawing>
+          <wp:anchor distT="0" distB="0" distL="114300" distR="114300" simplePos="0" relativeHeight="251659264" behindDoc="0" locked="0" layoutInCell="1" allowOverlap="1" wp14:anchorId="6BC2447B" wp14:editId="17ACF0A5">
+            <wp:simplePos x="0" y="0"/>
+            <wp:positionH relativeFrom="margin">
+              <wp:align>center</wp:align>
+            </wp:positionH>
+            <wp:positionV relativeFrom="paragraph">
+              <wp:posOffset>-636518</wp:posOffset>
+            </wp:positionV>
+            <wp:extent cx="866692" cy="715010"/>
+            <wp:effectExtent l="0" t="0" r="0" b="8890"/>
+            <wp:wrapNone/>
+            <wp:docPr id="3" name="Imagen 3" descr="Resultado de imagen para balanza de la justicia png | Balanza de la  justicia, Simbolo de la justicia, Balanza"/>
+            <wp:cNvGraphicFramePr>
+              <a:graphicFrameLocks xmlns:a="http://schemas.openxmlformats.org/drawingml/2006/main" noChangeAspect="1"/>
+            </wp:cNvGraphicFramePr>
+            <a:graphic xmlns:a="http://schemas.openxmlformats.org/drawingml/2006/main">
+              <a:graphicData uri="http://schemas.openxmlformats.org/drawingml/2006/picture">
+                <pic:pic xmlns:pic="http://schemas.openxmlformats.org/drawingml/2006/picture">
+                  <pic:nvPicPr>
+                    <pic:cNvPr id="0" name="Picture 3" descr="Resultado de imagen para balanza de la justicia png | Balanza de la  justicia, Simbolo de la justicia, Balanza"/>
+                    <pic:cNvPicPr>
+                      <a:picLocks noChangeAspect="1" noChangeArrowheads="1"/>
+                    </pic:cNvPicPr>
+                  </pic:nvPicPr>
+                  <pic:blipFill>
+                    <a:blip r:embed="rId4" cstate="print">
+                      <a:duotone>
+                        <a:schemeClr val="accent5">
+                          <a:shade val="45000"/>
+                          <a:satMod val="135000"/>
+                        </a:schemeClr>
+                        <a:prstClr val="white"/>
+                      </a:duotone>
+                      <a:extLst>
+                        <a:ext uri="{28A0092B-C50C-407E-A947-70E740481C1C}">
+                          <a14:useLocalDpi xmlns:a14="http://schemas.microsoft.com/office/drawing/2010/main" val="0"/>
+                        </a:ext>
+                      </a:extLst>
+                    </a:blip>
+                    <a:srcRect/>
+                    <a:stretch>
+                      <a:fillRect/>
+                    </a:stretch>
+                  </pic:blipFill>
+                  <pic:spPr bwMode="auto">
+                    <a:xfrm>
+                      <a:off x="0" y="0"/>
+                      <a:ext cx="866692" cy="715010"/>
+                    </a:xfrm>
+                    <a:prstGeom prst="rect">
+                      <a:avLst/>
+                    </a:prstGeom>
+                    <a:noFill/>
+                    <a:ln>
+                      <a:noFill/>
+                    </a:ln>
+                  </pic:spPr>
+                </pic:pic>
+              </a:graphicData>
+            </a:graphic>
+            <wp14:sizeRelH relativeFrom="page">
+              <wp14:pctWidth>0</wp14:pctWidth>
+            </wp14:sizeRelH>
+            <wp14:sizeRelV relativeFrom="page">
+              <wp14:pctHeight>0</wp14:pctHeight>
+            </wp14:sizeRelV>
+          </wp:anchor>
+        </w:drawing>
+      </w:r>
+    </w:p>
+    <w:p>
+      <w:pPr>
+        <w:spacing w:after="0" w:line="240" w:lineRule="auto"/>
+        <w:jc w:val="center"/>
+        <w:rPr>
+          <w:rFonts w:ascii="Abadi" w:hAnsi="Abadi"/>
+          <w:b/>
+          <w:bCs/>
+          <w:sz w:val="28"/>
+          <w:szCs w:val="28"/>
+        </w:rPr>
+      </w:pPr>
+      <w:r>
+        <w:rPr>
+          <w:rFonts w:ascii="Abadi" w:hAnsi="Abadi"/>
+          <w:b/>
+          <w:bCs/>
+          <w:sz w:val="28"/>
+          <w:szCs w:val="28"/>
+        </w:rPr>
+        <w:t>DECLARACIÓN JURADA DE RECONOCIMIENTO DE PATERNIDAD</w:t>
+      </w:r>
+    </w:p>
+    <w:p>
+      <w:pPr>
+        <w:spacing w:after="0" w:line="240" w:lineRule="auto"/>
+        <w:jc w:val="center"/>
+        <w:rPr>
+          <w:rFonts w:ascii="Abadi" w:hAnsi="Abadi"/>
+          <w:b/>
+          <w:bCs/>
+        </w:rPr>
+      </w:pPr>
+    </w:p>
+    <w:p>
+      <w:pPr>
+        <w:spacing w:after="0" w:line="240" w:lineRule="auto"/>
         <w:jc w:val="both"/>
         <w:rPr>
-          <w:b/>
-          <w:bCs/>
-        </w:rPr>
-      </w:pPr>
-      <w:r>
-        <w:rPr>
-          <w:b/>
-          <w:bCs/>
-        </w:rPr>
-        <w:t>ACTO NÚMERO [___] (DECLARACIÓN JURADA DE RECONOCIMIENTO DE PATERNIDAD)</w:t>
-      </w:r>
-    </w:p>
-    <w:p>
-      <w:pPr>
+          <w:rFonts w:ascii="Abadi" w:hAnsi="Abadi"/>
+          <w:b/>
+          <w:bCs/>
+        </w:rPr>
+      </w:pPr>
+    </w:p>
+    <w:p>
+      <w:pPr>
+        <w:spacing w:after="0" w:line="240" w:lineRule="auto"/>
         <w:jc w:val="both"/>
-      </w:pPr>
-      <w:r>
-        <w:t xml:space="preserve">En la ciudad de [Ciudad], República Dominicana, hoy día [Día] del mes de [Mes] del año [Año]; por ante mí, </w:t>
-      </w:r>
-      <w:r>
-        <w:rPr>
-          <w:b/>
-          <w:bCs/>
-        </w:rPr>
-        <w:t>[NOMBRE DEL NOTARIO]</w:t>
-      </w:r>
-      <w:r>
-        <w:t xml:space="preserve">, dominicano, mayor de edad, Abogado Notario Público de los del Número del [Distrito Nacional o Municipio], titular de la Cédula de Identidad y Electoral No. [Número], con mi estudio profesional abierto en [Dirección]; </w:t>
-      </w:r>
-      <w:r>
-        <w:rPr>
-          <w:b/>
-          <w:bCs/>
-        </w:rPr>
-        <w:t>HA COMPARECIDO:</w:t>
-      </w:r>
-    </w:p>
-    <w:p>
-      <w:pPr>
+        <w:rPr>
+          <w:rFonts w:ascii="Abadi" w:hAnsi="Abadi"/>
+          <w:b/>
+          <w:bCs/>
+        </w:rPr>
+      </w:pPr>
+      <w:r>
+        <w:rPr>
+          <w:rFonts w:ascii="Abadi" w:hAnsi="Abadi"/>
+          <w:b/>
+          <w:bCs/>
+        </w:rPr>
+        <w:t>ACTO NÚMERO</w:t>
+      </w:r>
+      <w:r>
+        <w:rPr>
+          <w:rFonts w:ascii="Abadi" w:hAnsi="Abadi"/>
+          <w:b/>
+          <w:bCs/>
+        </w:rPr>
+        <w:t xml:space="preserve">: _____________. </w:t>
+      </w:r>
+    </w:p>
+    <w:p>
+      <w:pPr>
+        <w:spacing w:after="0" w:line="240" w:lineRule="auto"/>
         <w:jc w:val="both"/>
-      </w:pPr>
-      <w:r>
-        <w:t xml:space="preserve">El señor </w:t>
-      </w:r>
-      <w:r>
-        <w:rPr>
-          <w:b/>
-          <w:bCs/>
-        </w:rPr>
-        <w:t>[NOMBRE DEL PADRE]</w:t>
-      </w:r>
-      <w:r>
-        <w:t xml:space="preserve">, dominicano, mayor de edad, [Estado Civil], titular de la Cédula de Identidad y Electoral No. [Número], domiciliado y residente en [Dirección completa], quien en lo adelante se denominará </w:t>
-      </w:r>
-      <w:r>
-        <w:rPr>
+        <w:rPr>
+          <w:rFonts w:ascii="Abadi" w:hAnsi="Abadi"/>
+        </w:rPr>
+      </w:pPr>
+    </w:p>
+    <w:p>
+      <w:pPr>
+        <w:spacing w:after="0" w:line="240" w:lineRule="auto"/>
+        <w:jc w:val="both"/>
+        <w:rPr>
+          <w:rFonts w:ascii="Abadi" w:hAnsi="Abadi"/>
+        </w:rPr>
+      </w:pPr>
+      <w:r>
+        <w:rPr>
+          <w:rFonts w:ascii="Abadi" w:hAnsi="Abadi"/>
+        </w:rPr>
+        <w:t xml:space="preserve">En la ciudad de {{CIUDAD_FIRMA}}, República Dominicana, hoy día {{DIA_TEXTO}} ({{DIA_NUMERO}}) del mes de {{MES_TEXTO}} del año {{AÑO_TEXTO}} ({{AÑO_NUMERO}}); por ante mí, {{TRATAMIENTO_NOTARIO}} </w:t>
+      </w:r>
+      <w:r>
+        <w:rPr>
+          <w:rFonts w:ascii="Abadi" w:hAnsi="Abadi"/>
+          <w:b/>
+          <w:bCs/>
+        </w:rPr>
+        <w:t>{{NOMBRE_NOTARIO}},</w:t>
+      </w:r>
+      <w:r>
+        <w:rPr>
+          <w:rFonts w:ascii="Abadi" w:hAnsi="Abadi"/>
+        </w:rPr>
+        <w:t xml:space="preserve"> de nacionalidad dominicana, mayor de edad, Abogado Notario Público de los del Número del {{MUNICIPIO_NOTARIO}}, titular de la Cédula de Identidad y Electoral No. {{DOCUMENTO IDENTIDAD_NOTARIO}}, con Matrícula del Colegio de Notarios No. {{MATRICULA_NOTARIO}}, con mi estudio profesional abierto en {{DIRECCION O DOMICILIO_NOTARIO}}; </w:t>
+      </w:r>
+      <w:r>
+        <w:rPr>
+          <w:rFonts w:ascii="Abadi" w:hAnsi="Abadi"/>
+          <w:b/>
+          <w:bCs/>
+        </w:rPr>
+        <w:t>HA COMPARECIDO</w:t>
+      </w:r>
+      <w:r>
+        <w:rPr>
+          <w:rFonts w:ascii="Abadi" w:hAnsi="Abadi"/>
+        </w:rPr>
+        <w:t xml:space="preserve"> de </w:t>
+      </w:r>
+      <w:r>
+        <w:rPr>
+          <w:rFonts w:ascii="Abadi" w:hAnsi="Abadi"/>
+          <w:b/>
+          <w:bCs/>
+        </w:rPr>
+        <w:t>MANERA LIBRE Y VOLUNTARIA</w:t>
+      </w:r>
+      <w:r>
+        <w:rPr>
+          <w:rFonts w:ascii="Abadi" w:hAnsi="Abadi"/>
+        </w:rPr>
+        <w:t>:</w:t>
+      </w:r>
+      <w:r>
+        <w:rPr>
+          <w:rFonts w:ascii="Abadi" w:hAnsi="Abadi"/>
+        </w:rPr>
+        <w:t xml:space="preserve"> </w:t>
+      </w:r>
+      <w:r>
+        <w:rPr>
+          <w:rFonts w:ascii="Abadi" w:hAnsi="Abadi"/>
+        </w:rPr>
+        <w:t xml:space="preserve">{{TRATAMIENTO_PADRE}} </w:t>
+      </w:r>
+      <w:r>
+        <w:rPr>
+          <w:rFonts w:ascii="Abadi" w:hAnsi="Abadi"/>
+          <w:b/>
+          <w:bCs/>
+        </w:rPr>
+        <w:t>{{NOMBRE_PADRE}},</w:t>
+      </w:r>
+      <w:r>
+        <w:rPr>
+          <w:rFonts w:ascii="Abadi" w:hAnsi="Abadi"/>
+        </w:rPr>
+        <w:t xml:space="preserve"> de nacionalidad {{NACIONALIDAD_PADRE}}, mayor de edad, estado civil {{ESTADO CIVIL_PADRE}}, titular de la Cédula de Identidad y Electoral No. {{DOCUMENTO IDENTIDAD_PADRE}}, domiciliado y residente en {{DIRECCION O DOMICILIO_PADRE}}, quien en lo adelante se denominará </w:t>
+      </w:r>
+      <w:r>
+        <w:rPr>
+          <w:rFonts w:ascii="Abadi" w:hAnsi="Abadi"/>
           <w:b/>
           <w:bCs/>
         </w:rPr>
         <w:t>EL DECLARANTE</w:t>
       </w:r>
       <w:r>
-        <w:t>.</w:t>
-      </w:r>
-    </w:p>
-    <w:p>
-      <w:pPr>
+        <w:rPr>
+          <w:rFonts w:ascii="Abadi" w:hAnsi="Abadi"/>
+        </w:rPr>
+        <w:t>, del cual, mediante</w:t>
+      </w:r>
+      <w:r>
+        <w:rPr>
+          <w:rFonts w:ascii="Abadi" w:hAnsi="Abadi"/>
+        </w:rPr>
+        <w:t xml:space="preserve"> previa declaración jurada de decir la verdad, me ha manifestado lo siguiente:</w:t>
+      </w:r>
+    </w:p>
+    <w:p>
+      <w:pPr>
+        <w:spacing w:after="0" w:line="240" w:lineRule="auto"/>
         <w:jc w:val="both"/>
-      </w:pPr>
-      <w:r>
-        <w:rPr>
-          <w:b/>
-          <w:bCs/>
-        </w:rPr>
-        <w:t>EL DECLARANTE</w:t>
-      </w:r>
-      <w:r>
-        <w:t>, previa declaración jurada de decir la verdad, me ha manifestado lo siguiente:</w:t>
-      </w:r>
-    </w:p>
-    <w:p>
-      <w:pPr>
+        <w:rPr>
+          <w:rFonts w:ascii="Abadi" w:hAnsi="Abadi"/>
+        </w:rPr>
+      </w:pPr>
+    </w:p>
+    <w:p>
+      <w:pPr>
+        <w:spacing w:after="0" w:line="240" w:lineRule="auto"/>
+        <w:jc w:val="center"/>
+        <w:rPr>
+          <w:rFonts w:ascii="Abadi" w:hAnsi="Abadi"/>
+          <w:b/>
+          <w:bCs/>
+        </w:rPr>
+      </w:pPr>
+      <w:r>
+        <w:rPr>
+          <w:rFonts w:ascii="Abadi" w:hAnsi="Abadi"/>
+          <w:b/>
+          <w:bCs/>
+        </w:rPr>
+        <w:t>C</w:t>
+      </w:r>
+      <w:r>
+        <w:rPr>
+          <w:rFonts w:ascii="Abadi" w:hAnsi="Abadi"/>
+          <w:b/>
+          <w:bCs/>
+        </w:rPr>
+        <w:t xml:space="preserve"> </w:t>
+      </w:r>
+      <w:r>
+        <w:rPr>
+          <w:rFonts w:ascii="Abadi" w:hAnsi="Abadi"/>
+          <w:b/>
+          <w:bCs/>
+        </w:rPr>
+        <w:t>L</w:t>
+      </w:r>
+      <w:r>
+        <w:rPr>
+          <w:rFonts w:ascii="Abadi" w:hAnsi="Abadi"/>
+          <w:b/>
+          <w:bCs/>
+        </w:rPr>
+        <w:t xml:space="preserve"> </w:t>
+      </w:r>
+      <w:proofErr w:type="spellStart"/>
+      <w:r>
+        <w:rPr>
+          <w:rFonts w:ascii="Abadi" w:hAnsi="Abadi"/>
+          <w:b/>
+          <w:bCs/>
+        </w:rPr>
+        <w:t>Á</w:t>
+      </w:r>
+      <w:proofErr w:type="spellEnd"/>
+      <w:r>
+        <w:rPr>
+          <w:rFonts w:ascii="Abadi" w:hAnsi="Abadi"/>
+          <w:b/>
+          <w:bCs/>
+        </w:rPr>
+        <w:t xml:space="preserve"> </w:t>
+      </w:r>
+      <w:r>
+        <w:rPr>
+          <w:rFonts w:ascii="Abadi" w:hAnsi="Abadi"/>
+          <w:b/>
+          <w:bCs/>
+        </w:rPr>
+        <w:t>U</w:t>
+      </w:r>
+      <w:r>
+        <w:rPr>
+          <w:rFonts w:ascii="Abadi" w:hAnsi="Abadi"/>
+          <w:b/>
+          <w:bCs/>
+        </w:rPr>
+        <w:t xml:space="preserve"> </w:t>
+      </w:r>
+      <w:r>
+        <w:rPr>
+          <w:rFonts w:ascii="Abadi" w:hAnsi="Abadi"/>
+          <w:b/>
+          <w:bCs/>
+        </w:rPr>
+        <w:t>S</w:t>
+      </w:r>
+      <w:r>
+        <w:rPr>
+          <w:rFonts w:ascii="Abadi" w:hAnsi="Abadi"/>
+          <w:b/>
+          <w:bCs/>
+        </w:rPr>
+        <w:t xml:space="preserve"> </w:t>
+      </w:r>
+      <w:r>
+        <w:rPr>
+          <w:rFonts w:ascii="Abadi" w:hAnsi="Abadi"/>
+          <w:b/>
+          <w:bCs/>
+        </w:rPr>
+        <w:t>U</w:t>
+      </w:r>
+      <w:r>
+        <w:rPr>
+          <w:rFonts w:ascii="Abadi" w:hAnsi="Abadi"/>
+          <w:b/>
+          <w:bCs/>
+        </w:rPr>
+        <w:t xml:space="preserve"> </w:t>
+      </w:r>
+      <w:r>
+        <w:rPr>
+          <w:rFonts w:ascii="Abadi" w:hAnsi="Abadi"/>
+          <w:b/>
+          <w:bCs/>
+        </w:rPr>
+        <w:t>L</w:t>
+      </w:r>
+      <w:r>
+        <w:rPr>
+          <w:rFonts w:ascii="Abadi" w:hAnsi="Abadi"/>
+          <w:b/>
+          <w:bCs/>
+        </w:rPr>
+        <w:t xml:space="preserve"> </w:t>
+      </w:r>
+      <w:r>
+        <w:rPr>
+          <w:rFonts w:ascii="Abadi" w:hAnsi="Abadi"/>
+          <w:b/>
+          <w:bCs/>
+        </w:rPr>
+        <w:t>A</w:t>
+      </w:r>
+      <w:r>
+        <w:rPr>
+          <w:rFonts w:ascii="Abadi" w:hAnsi="Abadi"/>
+          <w:b/>
+          <w:bCs/>
+        </w:rPr>
+        <w:t xml:space="preserve"> </w:t>
+      </w:r>
+      <w:r>
+        <w:rPr>
+          <w:rFonts w:ascii="Abadi" w:hAnsi="Abadi"/>
+          <w:b/>
+          <w:bCs/>
+        </w:rPr>
+        <w:t>S</w:t>
+      </w:r>
+      <w:r>
+        <w:rPr>
+          <w:rFonts w:ascii="Abadi" w:hAnsi="Abadi"/>
+          <w:b/>
+          <w:bCs/>
+        </w:rPr>
+        <w:t>:</w:t>
+      </w:r>
+    </w:p>
+    <w:p>
+      <w:pPr>
+        <w:spacing w:after="0" w:line="240" w:lineRule="auto"/>
         <w:jc w:val="both"/>
         <w:rPr>
-          <w:b/>
-          <w:bCs/>
-        </w:rPr>
-      </w:pPr>
-      <w:r>
-        <w:rPr>
-          <w:b/>
-          <w:bCs/>
-        </w:rPr>
-        <w:t>CLÁUSULAS</w:t>
-      </w:r>
-    </w:p>
-    <w:p>
-      <w:pPr>
+          <w:rFonts w:ascii="Abadi" w:hAnsi="Abadi"/>
+        </w:rPr>
+      </w:pPr>
+    </w:p>
+    <w:p>
+      <w:pPr>
+        <w:spacing w:after="0" w:line="240" w:lineRule="auto"/>
         <w:jc w:val="both"/>
-      </w:pPr>
-      <w:r>
-        <w:rPr>
-          <w:b/>
-          <w:bCs/>
-        </w:rPr>
-        <w:t>PRIMERA: OBJETO DE LA DECLARACIÓN.</w:t>
-      </w:r>
-      <w:r>
-        <w:t xml:space="preserve"> </w:t>
-      </w:r>
-      <w:r>
-        <w:rPr>
-          <w:b/>
-          <w:bCs/>
-        </w:rPr>
-        <w:t>EL DECLARANTE</w:t>
-      </w:r>
-      <w:r>
-        <w:t xml:space="preserve"> manifiesta de manera libre, voluntaria y espontánea, que es el padre biológico del niño/a </w:t>
-      </w:r>
-      <w:r>
-        <w:rPr>
-          <w:b/>
-          <w:bCs/>
-        </w:rPr>
-        <w:t>[Nombre del Menor]</w:t>
-      </w:r>
-      <w:r>
-        <w:t>, nacido/a en fecha [Día/Mes/Año] en la ciudad de [Ciudad], según consta en el Acta de Nacimiento No. [Número], Libro [Número], Folio [Número], de la Oficialía del Estado Civil de la [Número] Circunscripción de [Lugar].</w:t>
-      </w:r>
-    </w:p>
-    <w:p>
-      <w:pPr>
+        <w:rPr>
+          <w:rFonts w:ascii="Abadi" w:hAnsi="Abadi"/>
+        </w:rPr>
+      </w:pPr>
+      <w:r>
+        <w:rPr>
+          <w:rFonts w:ascii="Abadi" w:hAnsi="Abadi"/>
+          <w:b/>
+          <w:bCs/>
+        </w:rPr>
+        <w:t>PRIMERA: OBJETO DE LA DECLARACIÓN. EL DECLARANTE</w:t>
+      </w:r>
+      <w:r>
+        <w:rPr>
+          <w:rFonts w:ascii="Abadi" w:hAnsi="Abadi"/>
+        </w:rPr>
+        <w:t xml:space="preserve"> manifiesta de manera libre, voluntaria y espontánea, que es el padre biológico del niño/a {{NOMBRE_MENOR}}, nacido/a en fecha {{FECHA_NACIMIENTO_MENOR}} en la ciudad de {{LUGAR_NACIMIENTO_MENOR}}, según consta en el Acta de Nacimiento No. {{NUMERO_ACTA_NACIMIENTO}}, Libro {{LIBRO_ACTA_NACIMIENTO}}, Folio {{FOLIO_ACTA_NACIMIENTO}}, de la Oficialía del Estado Civil de la {{CIRCUNSCRIPCION_OFICIALIA}} Circunscripción de {{UBICACION_OFICIALIA}}.</w:t>
+      </w:r>
+    </w:p>
+    <w:p>
+      <w:pPr>
+        <w:spacing w:after="0" w:line="240" w:lineRule="auto"/>
         <w:jc w:val="both"/>
-      </w:pPr>
-      <w:r>
-        <w:rPr>
-          <w:b/>
-          <w:bCs/>
-        </w:rPr>
-        <w:t>SEGUNDA: RECONOCIMIENTO FORMAL.</w:t>
-      </w:r>
-      <w:r>
-        <w:t xml:space="preserve"> De conformidad con lo establecido en el </w:t>
-      </w:r>
-      <w:r>
-        <w:rPr>
-          <w:b/>
-          <w:bCs/>
-        </w:rPr>
-        <w:t>Artículo 62 de la Ley No. 136-03</w:t>
-      </w:r>
-      <w:r>
-        <w:t xml:space="preserve">, el señor </w:t>
-      </w:r>
-      <w:r>
-        <w:rPr>
-          <w:b/>
-          <w:bCs/>
-        </w:rPr>
-        <w:t>[Nombre del Padre]</w:t>
-      </w:r>
-      <w:r>
-        <w:t xml:space="preserve"> RECONOCE formalmente como su hijo/a al menor de edad antes mencionado, para que en lo adelante pueda llevar su apellido y gozar de todos los derechos </w:t>
+        <w:rPr>
+          <w:rFonts w:ascii="Abadi" w:hAnsi="Abadi"/>
+        </w:rPr>
+      </w:pPr>
+    </w:p>
+    <w:p>
+      <w:pPr>
+        <w:spacing w:after="0" w:line="240" w:lineRule="auto"/>
+        <w:jc w:val="both"/>
+        <w:rPr>
+          <w:rFonts w:ascii="Abadi" w:hAnsi="Abadi"/>
+        </w:rPr>
+      </w:pPr>
+      <w:r>
+        <w:rPr>
+          <w:rFonts w:ascii="Abadi" w:hAnsi="Abadi"/>
+          <w:b/>
+          <w:bCs/>
+        </w:rPr>
+        <w:t>SEGUNDA: RECONOCIMIENTO FORMAL</w:t>
+      </w:r>
+      <w:r>
+        <w:rPr>
+          <w:rFonts w:ascii="Abadi" w:hAnsi="Abadi"/>
+        </w:rPr>
+        <w:t xml:space="preserve">. De conformidad con lo establecido en el </w:t>
+      </w:r>
+      <w:r>
+        <w:rPr>
+          <w:rFonts w:ascii="Abadi" w:hAnsi="Abadi"/>
+          <w:b/>
+          <w:bCs/>
+        </w:rPr>
+        <w:t>Artículo 62</w:t>
+      </w:r>
+      <w:r>
+        <w:rPr>
+          <w:rFonts w:ascii="Abadi" w:hAnsi="Abadi"/>
+        </w:rPr>
+        <w:t xml:space="preserve"> de la </w:t>
+      </w:r>
+      <w:r>
+        <w:rPr>
+          <w:rFonts w:ascii="Abadi" w:hAnsi="Abadi"/>
+          <w:b/>
+          <w:bCs/>
+        </w:rPr>
+        <w:t>Ley No. 136-03</w:t>
+      </w:r>
+      <w:r>
+        <w:rPr>
+          <w:rFonts w:ascii="Abadi" w:hAnsi="Abadi"/>
+        </w:rPr>
+        <w:t xml:space="preserve"> (Código para el Sistema de Protección de los Derechos Fundamentales de Niños, Niñas y Adolescentes), {{TRATAMIENTO_PADRE}} {{NOMBRE_PADRE}} </w:t>
+      </w:r>
+      <w:r>
+        <w:rPr>
+          <w:rFonts w:ascii="Abadi" w:hAnsi="Abadi"/>
+          <w:b/>
+          <w:bCs/>
+        </w:rPr>
+        <w:t>RECONOCE</w:t>
+      </w:r>
+      <w:r>
+        <w:rPr>
+          <w:rFonts w:ascii="Abadi" w:hAnsi="Abadi"/>
+        </w:rPr>
+        <w:t xml:space="preserve"> formalmente como su hijo/a al menor de edad antes mencionado, para que en lo adelante pueda llevar su apellido y gozar de todos los derechos </w:t>
       </w:r>
       <w:proofErr w:type="spellStart"/>
       <w:r>
+        <w:rPr>
+          <w:rFonts w:ascii="Abadi" w:hAnsi="Abadi"/>
+        </w:rPr>
         <w:t>sucesorales</w:t>
       </w:r>
       <w:proofErr w:type="spellEnd"/>
       <w:r>
+        <w:rPr>
+          <w:rFonts w:ascii="Abadi" w:hAnsi="Abadi"/>
+        </w:rPr>
         <w:t>, alimentarios y de protección que las leyes dominicanas confieren a los hijos.</w:t>
       </w:r>
     </w:p>
     <w:p>
       <w:pPr>
+        <w:spacing w:after="0" w:line="240" w:lineRule="auto"/>
         <w:jc w:val="both"/>
-      </w:pPr>
-      <w:r>
-        <w:rPr>
-          <w:b/>
-          <w:bCs/>
-        </w:rPr>
-        <w:t>TERCERA: CONSENTIMIENTO MATERNO (Si aplica).</w:t>
-      </w:r>
-      <w:r>
-        <w:t xml:space="preserve"> Presente en este acto la señora </w:t>
-      </w:r>
-      <w:r>
-        <w:rPr>
-          <w:b/>
-          <w:bCs/>
-        </w:rPr>
-        <w:t>[Nombre de la Madre]</w:t>
-      </w:r>
-      <w:r>
-        <w:t>, dominicana, mayor de edad, titular de la Cédula No. [Número], madre biológica del menor, quien declara estar de acuerdo con el presente reconocimiento y autoriza a la Junta Central Electoral a realizar las anotaciones correspondientes.</w:t>
-      </w:r>
-    </w:p>
-    <w:p>
-      <w:pPr>
+        <w:rPr>
+          <w:rFonts w:ascii="Abadi" w:hAnsi="Abadi"/>
+        </w:rPr>
+      </w:pPr>
+    </w:p>
+    <w:p>
+      <w:pPr>
+        <w:spacing w:after="0" w:line="240" w:lineRule="auto"/>
         <w:jc w:val="both"/>
-      </w:pPr>
-      <w:r>
-        <w:rPr>
-          <w:b/>
-          <w:bCs/>
-        </w:rPr>
-        <w:t>CUARTA: CUMPLIMIENTO LEY 659.</w:t>
-      </w:r>
-      <w:r>
-        <w:t xml:space="preserve"> </w:t>
-      </w:r>
-      <w:r>
-        <w:rPr>
-          <w:b/>
-          <w:bCs/>
-        </w:rPr>
-        <w:t>EL DECLARANTE</w:t>
-      </w:r>
-      <w:r>
-        <w:t xml:space="preserve"> autoriza al Oficial del Estado Civil correspondiente para que proceda a realizar la inscripción o el marginal de reconocimiento en el acta de nacimiento original del referido menor, cumpliendo con las formalidades de la </w:t>
-      </w:r>
-      <w:r>
-        <w:rPr>
-          <w:b/>
-          <w:bCs/>
-        </w:rPr>
-        <w:t>Ley No. 659 sobre Actos del Estado Civil</w:t>
-      </w:r>
-      <w:r>
-        <w:t>.</w:t>
-      </w:r>
-    </w:p>
-    <w:p>
-      <w:pPr>
+        <w:rPr>
+          <w:rFonts w:ascii="Abadi" w:hAnsi="Abadi"/>
+        </w:rPr>
+      </w:pPr>
+      <w:r>
+        <w:rPr>
+          <w:rFonts w:ascii="Abadi" w:hAnsi="Abadi"/>
+          <w:b/>
+          <w:bCs/>
+        </w:rPr>
+        <w:t>TERCERA: CONSENTIMIENTO MATERNO</w:t>
+      </w:r>
+      <w:r>
+        <w:rPr>
+          <w:rFonts w:ascii="Abadi" w:hAnsi="Abadi"/>
+        </w:rPr>
+        <w:t xml:space="preserve">. Presente en este acto {{TRATAMIENTO_MADRE}} </w:t>
+      </w:r>
+      <w:r>
+        <w:rPr>
+          <w:rFonts w:ascii="Abadi" w:hAnsi="Abadi"/>
+          <w:b/>
+          <w:bCs/>
+        </w:rPr>
+        <w:t>{{NOMBRE_MADRE}},</w:t>
+      </w:r>
+      <w:r>
+        <w:rPr>
+          <w:rFonts w:ascii="Abadi" w:hAnsi="Abadi"/>
+        </w:rPr>
+        <w:t xml:space="preserve"> de nacionalidad {{NACIONALIDAD_MADRE}}, mayor de edad, estado civil {{ESTADO CIVIL_MADRE}}, titular de la Cédula de Identidad y Electoral No. {{DOCUMENTO IDENTIDAD_MADRE}}, domiciliada y residente en {{DIRECCION O DOMICILIO_MADRE}}, madre biológica del menor, quien declara estar enteramente de acuerdo con el presente reconocimiento y autoriza a la Junta Central Electoral a realizar las anotaciones correspondientes.</w:t>
+      </w:r>
+    </w:p>
+    <w:p>
+      <w:pPr>
+        <w:spacing w:after="0" w:line="240" w:lineRule="auto"/>
         <w:jc w:val="both"/>
-      </w:pPr>
-      <w:r>
-        <w:rPr>
-          <w:b/>
-          <w:bCs/>
-        </w:rPr>
-        <w:t>QUINTA: RESPONSABILIDAD PARENTAL.</w:t>
-      </w:r>
-      <w:r>
-        <w:t xml:space="preserve"> </w:t>
-      </w:r>
-      <w:r>
-        <w:rPr>
-          <w:b/>
-          <w:bCs/>
-        </w:rPr>
-        <w:t>EL DECLARANTE</w:t>
-      </w:r>
-      <w:r>
-        <w:t xml:space="preserve"> manifiesta tener pleno conocimiento de que este reconocimiento es </w:t>
-      </w:r>
-      <w:r>
-        <w:rPr>
-          <w:b/>
-          <w:bCs/>
-        </w:rPr>
-        <w:t>irrevocable</w:t>
-      </w:r>
-      <w:r>
-        <w:t xml:space="preserve"> y que conlleva todas las obligaciones de la Autoridad </w:t>
+        <w:rPr>
+          <w:rFonts w:ascii="Abadi" w:hAnsi="Abadi"/>
+        </w:rPr>
+      </w:pPr>
+    </w:p>
+    <w:p>
+      <w:pPr>
+        <w:spacing w:after="0" w:line="240" w:lineRule="auto"/>
+        <w:jc w:val="both"/>
+        <w:rPr>
+          <w:rFonts w:ascii="Abadi" w:hAnsi="Abadi"/>
+        </w:rPr>
+      </w:pPr>
+      <w:r>
+        <w:rPr>
+          <w:rFonts w:ascii="Abadi" w:hAnsi="Abadi"/>
+          <w:b/>
+          <w:bCs/>
+        </w:rPr>
+        <w:t>CUARTA: CUMPLIMIENTO LEY 659. EL DECLARANTE</w:t>
+      </w:r>
+      <w:r>
+        <w:rPr>
+          <w:rFonts w:ascii="Abadi" w:hAnsi="Abadi"/>
+        </w:rPr>
+        <w:t xml:space="preserve"> autoriza al Oficial del Estado Civil correspondiente para que proceda a realizar la inscripción o el marginal de reconocimiento en el acta de nacimiento original del referido menor, cumpliendo con las formalidades de la Ley No. 659 sobre Actos del Estado Civil.</w:t>
+      </w:r>
+    </w:p>
+    <w:p>
+      <w:pPr>
+        <w:spacing w:after="0" w:line="240" w:lineRule="auto"/>
+        <w:jc w:val="both"/>
+        <w:rPr>
+          <w:rFonts w:ascii="Abadi" w:hAnsi="Abadi"/>
+        </w:rPr>
+      </w:pPr>
+    </w:p>
+    <w:p>
+      <w:pPr>
+        <w:spacing w:after="0" w:line="240" w:lineRule="auto"/>
+        <w:jc w:val="both"/>
+        <w:rPr>
+          <w:rFonts w:ascii="Abadi" w:hAnsi="Abadi"/>
+        </w:rPr>
+      </w:pPr>
+      <w:r>
+        <w:rPr>
+          <w:rFonts w:ascii="Abadi" w:hAnsi="Abadi"/>
+          <w:b/>
+          <w:bCs/>
+        </w:rPr>
+        <w:t>QUINTA: RESPONSABILIDAD PARENTAL. EL DECLARANTE</w:t>
+      </w:r>
+      <w:r>
+        <w:rPr>
+          <w:rFonts w:ascii="Abadi" w:hAnsi="Abadi"/>
+        </w:rPr>
+        <w:t xml:space="preserve"> manifiesta tener pleno conocimiento de que este reconocimiento es irrevocable y que conlleva todas las obligaciones de la Autoridad </w:t>
       </w:r>
       <w:proofErr w:type="spellStart"/>
       <w:r>
+        <w:rPr>
+          <w:rFonts w:ascii="Abadi" w:hAnsi="Abadi"/>
+        </w:rPr>
         <w:t>Parentelar</w:t>
       </w:r>
       <w:proofErr w:type="spellEnd"/>
       <w:r>
+        <w:rPr>
+          <w:rFonts w:ascii="Abadi" w:hAnsi="Abadi"/>
+        </w:rPr>
         <w:t>, incluyendo manutención, educación y cuidado, conforme al Código del Menor.</w:t>
       </w:r>
     </w:p>
     <w:p>
       <w:pPr>
+        <w:spacing w:after="0" w:line="240" w:lineRule="auto"/>
         <w:jc w:val="both"/>
-      </w:pPr>
-      <w:r>
-        <w:lastRenderedPageBreak/>
-        <w:pict w14:anchorId="4AE99AFB">
-          <v:rect id="_x0000_i1031" style="width:0;height:1.5pt" o:hralign="center" o:hrstd="t" o:hr="t" fillcolor="#a0a0a0" stroked="f"/>
-        </w:pict>
-      </w:r>
-    </w:p>
-    <w:p>
-      <w:pPr>
+        <w:rPr>
+          <w:rFonts w:ascii="Abadi" w:hAnsi="Abadi"/>
+        </w:rPr>
+      </w:pPr>
+    </w:p>
+    <w:p>
+      <w:pPr>
+        <w:spacing w:after="0" w:line="240" w:lineRule="auto"/>
         <w:jc w:val="both"/>
-      </w:pPr>
-      <w:r>
-        <w:rPr>
-          <w:b/>
-          <w:bCs/>
-        </w:rPr>
-        <w:t>HECHO Y PASADO POR ANTE MÍ</w:t>
-      </w:r>
-      <w:r>
-        <w:t>, en mi estudio profesional, el mismo día, mes y año antes indicados. He dado lectura íntegra al compareciente, quien en señal de aprobación firma junto conmigo y ante mí, Notario Público que CERTIFICO Y DOY FE.</w:t>
-      </w:r>
-    </w:p>
-    <w:p>
-      <w:pPr>
+        <w:rPr>
+          <w:rFonts w:ascii="Abadi" w:hAnsi="Abadi"/>
+        </w:rPr>
+      </w:pPr>
+      <w:r>
+        <w:rPr>
+          <w:rFonts w:ascii="Abadi" w:hAnsi="Abadi"/>
+          <w:b/>
+          <w:bCs/>
+        </w:rPr>
+        <w:t>HECHO Y PASADO POR ANTE MÍ,</w:t>
+      </w:r>
+      <w:r>
+        <w:rPr>
+          <w:rFonts w:ascii="Abadi" w:hAnsi="Abadi"/>
+        </w:rPr>
+        <w:t xml:space="preserve"> en mi estudio profesional, el mismo día, mes y año antes indicados. He dado lectura íntegra a los comparecientes, quienes en señal de aprobación firman junto conmigo y ante mí, Notario Público que </w:t>
+      </w:r>
+      <w:r>
+        <w:rPr>
+          <w:rFonts w:ascii="Abadi" w:hAnsi="Abadi"/>
+          <w:b/>
+          <w:bCs/>
+        </w:rPr>
+        <w:t>CERTIFICO Y DOY FE.</w:t>
+      </w:r>
+    </w:p>
+    <w:p>
+      <w:pPr>
+        <w:spacing w:after="0" w:line="240" w:lineRule="auto"/>
         <w:jc w:val="both"/>
+        <w:rPr>
+          <w:rFonts w:ascii="Abadi" w:hAnsi="Abadi"/>
+        </w:rPr>
+      </w:pPr>
+    </w:p>
+    <w:p>
+      <w:pPr>
+        <w:spacing w:after="0" w:line="240" w:lineRule="auto"/>
+        <w:jc w:val="both"/>
+        <w:rPr>
+          <w:rFonts w:ascii="Abadi" w:hAnsi="Abadi"/>
+        </w:rPr>
+      </w:pPr>
+    </w:p>
+    <w:p>
+      <w:pPr>
+        <w:spacing w:after="0" w:line="240" w:lineRule="auto"/>
+        <w:jc w:val="center"/>
+        <w:rPr>
+          <w:rFonts w:ascii="Abadi" w:hAnsi="Abadi"/>
+          <w:b/>
+          <w:bCs/>
+        </w:rPr>
+      </w:pPr>
+      <w:r>
+        <w:rPr>
+          <w:rFonts w:ascii="Abadi" w:hAnsi="Abadi"/>
+          <w:b/>
+          <w:bCs/>
+        </w:rPr>
+        <w:t>{{NOMBRE_PADRE}}</w:t>
+      </w:r>
+    </w:p>
+    <w:p>
+      <w:pPr>
+        <w:spacing w:after="0" w:line="240" w:lineRule="auto"/>
+        <w:jc w:val="center"/>
+        <w:rPr>
+          <w:rFonts w:ascii="Abadi" w:hAnsi="Abadi"/>
+        </w:rPr>
+      </w:pPr>
+      <w:r>
+        <w:rPr>
+          <w:rFonts w:ascii="Abadi" w:hAnsi="Abadi"/>
+        </w:rPr>
+        <w:t>El Declarante / Padre</w:t>
+      </w:r>
+    </w:p>
+    <w:p>
+      <w:pPr>
+        <w:spacing w:after="0" w:line="240" w:lineRule="auto"/>
+        <w:jc w:val="center"/>
+        <w:rPr>
+          <w:rFonts w:ascii="Abadi" w:hAnsi="Abadi"/>
+        </w:rPr>
+      </w:pPr>
+    </w:p>
+    <w:p>
+      <w:pPr>
+        <w:spacing w:after="0" w:line="240" w:lineRule="auto"/>
+        <w:jc w:val="center"/>
+        <w:rPr>
+          <w:rFonts w:ascii="Abadi" w:hAnsi="Abadi"/>
+          <w:b/>
+          <w:bCs/>
+        </w:rPr>
+      </w:pPr>
+      <w:r>
+        <w:rPr>
+          <w:rFonts w:ascii="Abadi" w:hAnsi="Abadi"/>
+          <w:b/>
+          <w:bCs/>
+        </w:rPr>
+        <w:t>{{NOMBRE_MADRE}}</w:t>
+      </w:r>
+    </w:p>
+    <w:p>
+      <w:pPr>
+        <w:spacing w:after="0" w:line="240" w:lineRule="auto"/>
+        <w:jc w:val="center"/>
+        <w:rPr>
+          <w:rFonts w:ascii="Abadi" w:hAnsi="Abadi"/>
+        </w:rPr>
+      </w:pPr>
+      <w:r>
+        <w:rPr>
+          <w:rFonts w:ascii="Abadi" w:hAnsi="Abadi"/>
+        </w:rPr>
+        <w:t>Madre</w:t>
+      </w:r>
+    </w:p>
+    <w:p>
+      <w:pPr>
+        <w:spacing w:after="0" w:line="240" w:lineRule="auto"/>
+        <w:jc w:val="center"/>
+        <w:rPr>
+          <w:rFonts w:ascii="Abadi" w:hAnsi="Abadi"/>
+        </w:rPr>
+      </w:pPr>
+    </w:p>
+    <w:p>
+      <w:pPr>
+        <w:spacing w:after="0" w:line="240" w:lineRule="auto"/>
+        <w:jc w:val="center"/>
+        <w:rPr>
+          <w:rFonts w:ascii="Abadi" w:hAnsi="Abadi"/>
+          <w:b/>
+          <w:bCs/>
+        </w:rPr>
+      </w:pPr>
+      <w:r>
+        <w:rPr>
+          <w:rFonts w:ascii="Abadi" w:hAnsi="Abadi"/>
+          <w:b/>
+          <w:bCs/>
+        </w:rPr>
+        <w:t>{{NOMBRE_NOTARIO}}</w:t>
+      </w:r>
+    </w:p>
+    <w:p>
+      <w:pPr>
+        <w:spacing w:after="0" w:line="240" w:lineRule="auto"/>
+        <w:jc w:val="center"/>
+        <w:rPr>
+          <w:rFonts w:ascii="Abadi" w:hAnsi="Abadi"/>
+        </w:rPr>
+      </w:pPr>
+      <w:r>
+        <w:rPr>
+          <w:rFonts w:ascii="Abadi" w:hAnsi="Abadi"/>
+        </w:rPr>
+        <w:t>Abogado Notario Público</w:t>
+      </w:r>
+    </w:p>
+    <w:p>
+      <w:pPr>
+        <w:spacing w:after="0" w:line="240" w:lineRule="auto"/>
+        <w:jc w:val="both"/>
+        <w:rPr>
+          <w:rFonts w:ascii="Abadi" w:hAnsi="Abadi"/>
+        </w:rPr>
       </w:pPr>
     </w:p>
     <w:sectPr>
-      <w:pgSz w:w="11906" w:h="16838"/>
+      <w:pgSz w:w="12240" w:h="20160" w:code="121"/>
       <w:pgMar w:top="1417" w:right="1701" w:bottom="1417" w:left="1701" w:header="708" w:footer="708" w:gutter="0"/>
       <w:cols w:space="708"/>
       <w:docGrid w:linePitch="360"/>
